--- a/docs/homeworks/hw_3_ttest/03_03_homework_t_test.docx
+++ b/docs/homeworks/hw_3_ttest/03_03_homework_t_test.docx
@@ -1210,7 +1210,7 @@
         <w:rPr>
           <w:rStyle w:val="VerbatimChar"/>
         </w:rPr>
-        <w:t xml:space="preserve"> - attr(*, "problems")=&lt;pointer: 0xb14d400f0&gt; </w:t>
+        <w:t xml:space="preserve"> - attr(*, "problems")=&lt;pointer: 0x973600480&gt; </w:t>
       </w:r>
     </w:p>
     <w:p>

--- a/docs/homeworks/hw_3_ttest/03_03_homework_t_test.docx
+++ b/docs/homeworks/hw_3_ttest/03_03_homework_t_test.docx
@@ -1210,7 +1210,7 @@
         <w:rPr>
           <w:rStyle w:val="VerbatimChar"/>
         </w:rPr>
-        <w:t xml:space="preserve"> - attr(*, "problems")=&lt;pointer: 0x973600480&gt; </w:t>
+        <w:t xml:space="preserve"> - attr(*, "problems")=&lt;pointer: 0x980fb1f40&gt; </w:t>
       </w:r>
     </w:p>
     <w:p>

--- a/docs/homeworks/hw_3_ttest/03_03_homework_t_test.docx
+++ b/docs/homeworks/hw_3_ttest/03_03_homework_t_test.docx
@@ -1210,7 +1210,7 @@
         <w:rPr>
           <w:rStyle w:val="VerbatimChar"/>
         </w:rPr>
-        <w:t xml:space="preserve"> - attr(*, "problems")=&lt;pointer: 0xc2f534050&gt; </w:t>
+        <w:t xml:space="preserve"> - attr(*, "problems")=&lt;pointer: 0x9c5a7c1c0&gt; </w:t>
       </w:r>
     </w:p>
     <w:p>

--- a/docs/homeworks/hw_3_ttest/03_03_homework_t_test.docx
+++ b/docs/homeworks/hw_3_ttest/03_03_homework_t_test.docx
@@ -1210,7 +1210,7 @@
         <w:rPr>
           <w:rStyle w:val="VerbatimChar"/>
         </w:rPr>
-        <w:t xml:space="preserve"> - attr(*, "problems")=&lt;pointer: 0x9c5a7c1c0&gt; </w:t>
+        <w:t xml:space="preserve"> - attr(*, "problems")=&lt;pointer: 0xaa2c1f800&gt; </w:t>
       </w:r>
     </w:p>
     <w:p>

--- a/docs/homeworks/hw_3_ttest/03_03_homework_t_test.docx
+++ b/docs/homeworks/hw_3_ttest/03_03_homework_t_test.docx
@@ -1210,7 +1210,7 @@
         <w:rPr>
           <w:rStyle w:val="VerbatimChar"/>
         </w:rPr>
-        <w:t xml:space="preserve"> - attr(*, "problems")=&lt;pointer: 0xaa2c1f800&gt; </w:t>
+        <w:t xml:space="preserve"> - attr(*, "problems")=&lt;pointer: 0xaf605c2c0&gt; </w:t>
       </w:r>
     </w:p>
     <w:p>

--- a/docs/homeworks/hw_3_ttest/03_03_homework_t_test.docx
+++ b/docs/homeworks/hw_3_ttest/03_03_homework_t_test.docx
@@ -1210,7 +1210,7 @@
         <w:rPr>
           <w:rStyle w:val="VerbatimChar"/>
         </w:rPr>
-        <w:t xml:space="preserve"> - attr(*, "problems")=&lt;pointer: 0xa08c10250&gt; </w:t>
+        <w:t xml:space="preserve"> - attr(*, "problems")=&lt;pointer: 0xac34f8080&gt; </w:t>
       </w:r>
     </w:p>
     <w:p>

--- a/docs/homeworks/hw_3_ttest/03_03_homework_t_test.docx
+++ b/docs/homeworks/hw_3_ttest/03_03_homework_t_test.docx
@@ -1210,7 +1210,7 @@
         <w:rPr>
           <w:rStyle w:val="VerbatimChar"/>
         </w:rPr>
-        <w:t xml:space="preserve"> - attr(*, "problems")=&lt;pointer: 0xac34f8080&gt; </w:t>
+        <w:t xml:space="preserve"> - attr(*, "problems")=&lt;pointer: 0xac2d817c0&gt; </w:t>
       </w:r>
     </w:p>
     <w:p>

--- a/docs/homeworks/hw_3_ttest/03_03_homework_t_test.docx
+++ b/docs/homeworks/hw_3_ttest/03_03_homework_t_test.docx
@@ -1210,7 +1210,7 @@
         <w:rPr>
           <w:rStyle w:val="VerbatimChar"/>
         </w:rPr>
-        <w:t xml:space="preserve"> - attr(*, "problems")=&lt;pointer: 0xac2d817c0&gt; </w:t>
+        <w:t xml:space="preserve"> - attr(*, "problems")=&lt;pointer: 0xc5cc28b40&gt; </w:t>
       </w:r>
     </w:p>
     <w:p>
@@ -1769,7 +1769,7 @@
     <w:bookmarkEnd w:id="17"/>
     <w:sectPr>
       <w:pgSz w:h="15840" w:w="12240"/>
-      <w:pgMar w:bottom="720" w:footer="720" w:gutter="0" w:header="720" w:left="1152" w:right="720" w:top="720"/>
+      <w:pgMar w:bottom="1440" w:footer="720" w:gutter="0" w:header="720" w:left="1440" w:right="1440" w:top="1440"/>
       <w:cols w:space="720"/>
       <w:docGrid w:linePitch="360"/>
     </w:sectPr>
@@ -3103,7 +3103,7 @@
     <w:basedOn w:val="Normal"/>
     <w:next w:val="Normal"/>
     <w:qFormat/>
-    <w:rsid w:val="00B86ADC"/>
+    <w:rsid w:val="00BC28E9"/>
     <w:pPr>
       <w:pBdr>
         <w:top w:color="FF0000" w:space="1" w:sz="8" w:val="single"/>
@@ -3117,14 +3117,14 @@
     </w:pPr>
     <w:rPr>
       <w:rFonts w:ascii="Courier New" w:hAnsi="Courier New"/>
-      <w:sz w:val="16"/>
+      <w:sz w:val="18"/>
     </w:rPr>
   </w:style>
   <w:style w:customStyle="1" w:styleId="SourceCode" w:type="paragraph">
     <w:name w:val="Source Code"/>
     <w:basedOn w:val="Normal"/>
     <w:qFormat/>
-    <w:rsid w:val="0018210C"/>
+    <w:rsid w:val="00771E03"/>
     <w:pPr>
       <w:pBdr>
         <w:top w:color="auto" w:space="1" w:sz="8" w:val="single"/>
@@ -3132,20 +3132,20 @@
         <w:bottom w:color="auto" w:space="1" w:sz="8" w:val="single"/>
         <w:right w:color="auto" w:space="4" w:sz="8" w:val="single"/>
       </w:pBdr>
-      <w:shd w:color="auto" w:fill="auto" w:val="pct5"/>
+      <w:shd w:color="auto" w:fill="auto" w:val="pct15"/>
       <w:spacing w:after="240" w:before="240"/>
       <w:ind w:left="432" w:right="432"/>
     </w:pPr>
     <w:rPr>
       <w:rFonts w:ascii="Courier New" w:hAnsi="Courier New"/>
-      <w:sz w:val="15"/>
+      <w:sz w:val="20"/>
     </w:rPr>
   </w:style>
   <w:style w:customStyle="1" w:styleId="Verbatim" w:type="paragraph">
     <w:name w:val="Verbatim"/>
     <w:basedOn w:val="Normal"/>
     <w:qFormat/>
-    <w:rsid w:val="0018210C"/>
+    <w:rsid w:val="00771E03"/>
     <w:pPr>
       <w:shd w:color="auto" w:fill="auto" w:val="pct15"/>
       <w:spacing w:after="240" w:before="240"/>
@@ -3153,7 +3153,7 @@
     </w:pPr>
     <w:rPr>
       <w:rFonts w:ascii="Courier New" w:hAnsi="Courier New"/>
-      <w:sz w:val="16"/>
+      <w:sz w:val="18"/>
     </w:rPr>
   </w:style>
   <w:style w:customStyle="1" w:styleId="CodeBlock" w:type="paragraph">
@@ -3196,11 +3196,6 @@
     <w:pPr>
       <w:spacing w:after="100"/>
     </w:pPr>
-  </w:style>
-  <w:style w:customStyle="1" w:styleId="Graphic" w:type="paragraph">
-    <w:name w:val="Graphic"/>
-    <w:qFormat/>
-    <w:rsid w:val="00735D8A"/>
   </w:style>
   <w:style w:type="character" w:customStyle="1" w:styleId="KeywordTok">
     <w:name w:val="KeywordTok"/>
